--- a/downloads/teacher/05 Materials/Unit 03/Slides/Slides 03.12 - Healthy vs Unhealthy Relationships the Signs.docx
+++ b/downloads/teacher/05 Materials/Unit 03/Slides/Slides 03.12 - Healthy vs Unhealthy Relationships the Signs.docx
@@ -902,15 +902,6 @@
       <w:r>
         <w:t xml:space="preserve">The counselor</w:t>
       </w:r>
-      <w:r>
-        <w:t xml:space="preserve"> </w:t>
-      </w:r>
-      <w:r>
-        <w:rPr>
-          <w:rStyle w:val="TeacherNote"/>
-        </w:rPr>
-        <w:t xml:space="preserve">[Sal: name, room ___]</w:t>
-      </w:r>
     </w:p>
     <w:p>
       <w:pPr>
@@ -923,15 +914,6 @@
       <w:r>
         <w:t xml:space="preserve">The nurse</w:t>
       </w:r>
-      <w:r>
-        <w:t xml:space="preserve"> </w:t>
-      </w:r>
-      <w:r>
-        <w:rPr>
-          <w:rStyle w:val="TeacherNote"/>
-        </w:rPr>
-        <w:t xml:space="preserve">[Sal: name, room ___]</w:t>
-      </w:r>
     </w:p>
     <w:p>
       <w:pPr>
@@ -967,30 +949,6 @@
       </w:pPr>
       <w:r>
         <w:t xml:space="preserve">The approved help line</w:t>
-      </w:r>
-      <w:r>
-        <w:t xml:space="preserve"> </w:t>
-      </w:r>
-      <w:r>
-        <w:rPr>
-          <w:rStyle w:val="TeacherNote"/>
-        </w:rPr>
-        <w:t xml:space="preserve">[Sal: the number the counselor approves]</w:t>
-      </w:r>
-    </w:p>
-    <w:p>
-      <w:pPr>
-        <w:numPr>
-          <w:ilvl w:val="0"/>
-          <w:numId w:val="1011"/>
-        </w:numPr>
-        <w:pStyle w:val="Compact"/>
-      </w:pPr>
-      <w:r>
-        <w:rPr>
-          <w:rStyle w:val="TeacherNote"/>
-        </w:rPr>
-        <w:t xml:space="preserve">[Sal: add the dean and the social worker with names and rooms if your building has them]</w:t>
       </w:r>
       <w:r>
         <w:t xml:space="preserve"> </w:t>
